--- a/forms/files/MLW-General-Affidavit.docx
+++ b/forms/files/MLW-General-Affidavit.docx
@@ -4,6 +4,7 @@
   <w:body>
     <w:p>
       <w:pPr>
+        <w:spacing w:after="80" w:line="240" w:lineRule="auto" w:before="0"/>
         <w:jc w:val="center"/>
       </w:pPr>
       <w:r>
@@ -17,6 +18,7 @@
     </w:p>
     <w:p>
       <w:pPr>
+        <w:spacing w:after="80" w:line="240" w:lineRule="auto" w:before="0"/>
         <w:jc w:val="center"/>
       </w:pPr>
       <w:r>
@@ -29,6 +31,7 @@
     </w:p>
     <w:p>
       <w:pPr>
+        <w:spacing w:after="80" w:line="240" w:lineRule="auto" w:before="0"/>
         <w:jc w:val="center"/>
       </w:pPr>
       <w:r>
@@ -130,9 +133,14 @@
         </w:tc>
       </w:tr>
     </w:tbl>
-    <w:p/>
     <w:p>
       <w:pPr>
+        <w:spacing w:after="80" w:line="240" w:lineRule="auto" w:before="0"/>
+      </w:pPr>
+    </w:p>
+    <w:p>
+      <w:pPr>
+        <w:spacing w:after="80" w:line="240" w:lineRule="auto" w:before="0"/>
         <w:jc w:val="center"/>
       </w:pPr>
       <w:r>
@@ -146,6 +154,7 @@
     </w:p>
     <w:p>
       <w:pPr>
+        <w:spacing w:after="80" w:line="240" w:lineRule="auto" w:before="0"/>
         <w:jc w:val="both"/>
       </w:pPr>
       <w:r>
@@ -158,6 +167,7 @@
     </w:p>
     <w:p>
       <w:pPr>
+        <w:spacing w:after="80" w:line="240" w:lineRule="auto" w:before="0"/>
         <w:jc w:val="both"/>
       </w:pPr>
       <w:r>
@@ -170,54 +180,27 @@
     </w:p>
     <w:p>
       <w:pPr>
+        <w:spacing w:after="80" w:line="240" w:lineRule="auto" w:before="0"/>
         <w:jc w:val="both"/>
       </w:pPr>
       <w:r>
-        <w:rPr>
-          <w:b w:val="0"/>
-          <w:i w:val="0"/>
-        </w:rPr>
-        <w:t>1.  That the deponent is the [petitioner / applicant / party] in the above case and is well conversant with the facts of the case and competent to swear this affidavit.</w:t>
+        <w:t>1. That the deponent is competent to swear this affidavit. The accompanying [suit / petition / application] has been drafted by counsel on the deponent’s instructions, read over and explained in [LANGUAGE], understood by the deponent, and its contents are incorporated as part and parcel of this affidavit. Facts are true to personal knowledge or identified records; legal submissions are based on advice believed true.</w:t>
       </w:r>
     </w:p>
     <w:p>
       <w:pPr>
+        <w:keepNext/>
+        <w:spacing w:after="80" w:line="240" w:lineRule="auto" w:before="0"/>
         <w:jc w:val="both"/>
       </w:pPr>
       <w:r>
-        <w:rPr>
-          <w:b w:val="0"/>
-          <w:i w:val="0"/>
-        </w:rPr>
-        <w:t>2.  That [state each fact in a separate, numbered paragraph; state only facts within your knowledge, and identify any information received from others and its source].</w:t>
+        <w:t>2. That [no same or similar suit / petition / application on the same cause has been filed / the prior proceedings, outcomes and orders are fully disclosed as follows: ___]. Nothing material has been concealed.</w:t>
       </w:r>
     </w:p>
     <w:p>
       <w:pPr>
-        <w:jc w:val="both"/>
-      </w:pPr>
-      <w:r>
-        <w:rPr>
-          <w:b w:val="0"/>
-          <w:i w:val="0"/>
-        </w:rPr>
-        <w:t>3.  That [__________].</w:t>
-      </w:r>
-    </w:p>
-    <w:p>
-      <w:pPr>
-        <w:jc w:val="both"/>
-      </w:pPr>
-      <w:r>
-        <w:rPr>
-          <w:b w:val="0"/>
-          <w:i w:val="0"/>
-        </w:rPr>
-        <w:t>4.  That the documents annexed as Annexures [A-1 to A-__] are true copies of their originals.</w:t>
-      </w:r>
-    </w:p>
-    <w:p>
-      <w:pPr>
+        <w:keepNext/>
+        <w:spacing w:after="80" w:line="240" w:lineRule="auto" w:before="0"/>
         <w:jc w:val="right"/>
       </w:pPr>
       <w:r>
@@ -229,6 +212,10 @@
       </w:r>
     </w:p>
     <w:p>
+      <w:pPr>
+        <w:keepNext/>
+        <w:spacing w:after="80" w:line="240" w:lineRule="auto" w:before="0"/>
+      </w:pPr>
       <w:r>
         <w:rPr>
           <w:b/>
@@ -239,18 +226,18 @@
     </w:p>
     <w:p>
       <w:pPr>
+        <w:keepNext/>
+        <w:spacing w:after="80" w:line="240" w:lineRule="auto" w:before="0"/>
         <w:jc w:val="both"/>
       </w:pPr>
       <w:r>
-        <w:rPr>
-          <w:b w:val="0"/>
-          <w:i w:val="0"/>
-        </w:rPr>
-        <w:t>Verified at [place] on [DD.MM.YYYY] that the contents of paragraphs [1 to __] of the above affidavit are true and correct to my knowledge, and those of paragraphs [__] are based on information received and believed to be true; no part of it is false and nothing material has been concealed.</w:t>
+        <w:t>Verified at [PLACE] on [DATE] that paragraphs 1 and 2 above are true and correct to personal knowledge and identified records, with legal submissions based on advice believed true. No material fact has been concealed.</w:t>
       </w:r>
     </w:p>
     <w:p>
       <w:pPr>
+        <w:keepNext/>
+        <w:spacing w:after="80" w:line="240" w:lineRule="auto" w:before="0"/>
         <w:jc w:val="right"/>
       </w:pPr>
       <w:r>
@@ -262,6 +249,9 @@
       </w:r>
     </w:p>
     <w:p>
+      <w:pPr>
+        <w:spacing w:after="80" w:line="240" w:lineRule="auto" w:before="0"/>
+      </w:pPr>
       <w:r>
         <w:rPr>
           <w:b w:val="0"/>
@@ -271,10 +261,60 @@
         <w:t>Identified by: [Name of Advocate], Advocate          Attested by: [Oath Commissioner / Notary]</w:t>
       </w:r>
     </w:p>
+    <w:p>
+      <w:pPr>
+        <w:keepNext/>
+        <w:keepLines/>
+        <w:pageBreakBefore/>
+        <w:spacing w:after="80" w:line="240" w:lineRule="auto" w:before="0"/>
+      </w:pPr>
+      <w:r>
+        <w:rPr>
+          <w:b/>
+        </w:rPr>
+        <w:t>AFFIDAVIT ADAPTATION CHECKS</w:t>
+      </w:r>
+    </w:p>
+    <w:p>
+      <w:pPr>
+        <w:keepLines/>
+        <w:spacing w:after="80" w:line="240" w:lineRule="auto" w:before="0"/>
+      </w:pPr>
+      <w:r>
+        <w:rPr>
+          <w:b w:val="0"/>
+        </w:rPr>
+        <w:t>Identify the court, proceeding, deponent’s competence and actual source of knowledge. Distinguish personal facts from identified records and legal advice. Verify the required attestation, identification and local stamp rules.</w:t>
+      </w:r>
+    </w:p>
+    <w:p>
+      <w:pPr>
+        <w:keepLines/>
+        <w:spacing w:after="80" w:line="240" w:lineRule="auto" w:before="0"/>
+      </w:pPr>
+      <w:r>
+        <w:rPr>
+          <w:b w:val="0"/>
+        </w:rPr>
+        <w:t>For an accompanying suit/application affidavit, use two paragraphs: (1) counsel drafted the pleading on instructions, its contents were explained and are incorporated as part and parcel; (2) no same or similar proceeding on the same cause, or full details of any previous proceedings. Do not conceal an earlier application.</w:t>
+      </w:r>
+    </w:p>
+    <w:p>
+      <w:pPr>
+        <w:keepLines/>
+        <w:spacing w:after="80" w:line="240" w:lineRule="auto" w:before="0"/>
+      </w:pPr>
+      <w:r>
+        <w:rPr>
+          <w:b w:val="0"/>
+        </w:rPr>
+        <w:t>This general format does not replace a prescribed financial-disclosure affidavit, evidence affidavit, Section 23(2) Domestic Violence affidavit or another statutory form. Use the required special form separately.</w:t>
+      </w:r>
+    </w:p>
     <w:sectPr>
       <w:footerReference w:type="default" r:id="rId9"/>
-      <w:pgSz w:w="12240" w:h="20160"/>
-      <w:pgMar w:top="1728" w:right="1728" w:bottom="1728" w:left="2304" w:header="720" w:footer="720" w:gutter="0"/>
+      <w:pgSz w:w="11906" w:h="16838"/>
+      <w:pgMar w:top="1020" w:right="1728" w:bottom="1020" w:left="2304" w:header="720" w:footer="720" w:gutter="0"/>
       <w:cols w:space="720"/>
       <w:docGrid w:linePitch="360"/>
     </w:sectPr>
@@ -664,7 +704,7 @@
     <w:qFormat/>
     <w:rsid w:val="00FC693F"/>
     <w:pPr>
-      <w:spacing w:after="120" w:line="300" w:lineRule="auto"/>
+      <w:spacing w:after="80" w:line="259" w:lineRule="auto"/>
     </w:pPr>
     <w:rPr>
       <w:rFonts w:ascii="Arial" w:hAnsi="Arial" w:eastAsia="Arial"/>
